--- a/api/templates/Simple Will - Individual (Clio).docx
+++ b/api/templates/Simple Will - Individual (Clio).docx
@@ -29,9 +29,7 @@
         <w:pStyle w:val="AEPTitle"/>
       </w:pPr>
       <w:r>
-        <w:rPr>
-          <w:highlight w:val="yellow"/>
-        </w:rPr>
+        <w:rPr/>
         <w:t>&lt;&lt; Matter.Client.Name &gt;&gt;</w:t>
       </w:r>
       <w:r>
@@ -264,40 +262,30 @@
         <w:t xml:space="preserve">Last Will of </w:t>
       </w:r>
       <w:r>
-        <w:rPr>
-          <w:highlight w:val="yellow"/>
-        </w:rPr>
+        <w:rPr/>
         <w:t>&lt;&lt; Matter.Client.Name &gt;&gt;</w:t>
       </w:r>
     </w:p>
     <w:p>
       <w:pPr>
         <w:pStyle w:val="AEPTextL0"/>
-        <w:rPr>
-          <w:highlight w:val="yellow"/>
-        </w:rPr>
+        <w:rPr/>
       </w:pPr>
       <w:r>
         <w:t xml:space="preserve">of </w:t>
       </w:r>
       <w:r>
-        <w:rPr>
-          <w:highlight w:val="yellow"/>
-        </w:rPr>
+        <w:rPr/>
         <w:t xml:space="preserve">&lt;&lt; </w:t>
       </w:r>
       <w:proofErr w:type="spellStart"/>
       <w:r>
-        <w:rPr>
-          <w:highlight w:val="yellow"/>
-        </w:rPr>
+        <w:rPr/>
         <w:t>Matter.Client.Address</w:t>
       </w:r>
       <w:proofErr w:type="spellEnd"/>
       <w:r>
-        <w:rPr>
-          <w:highlight w:val="yellow"/>
-        </w:rPr>
+        <w:rPr/>
         <w:t xml:space="preserve"> &gt;&gt;</w:t>
       </w:r>
     </w:p>
@@ -327,9 +315,7 @@
         <w:t xml:space="preserve">I, </w:t>
       </w:r>
       <w:r>
-        <w:rPr>
-          <w:highlight w:val="yellow"/>
-        </w:rPr>
+        <w:rPr/>
         <w:t>&lt;&lt; Matter.Client.Name &gt;&gt;</w:t>
       </w:r>
       <w:r>
@@ -463,23 +449,17 @@
         <w:pStyle w:val="Heading3"/>
       </w:pPr>
       <w:r>
-        <w:rPr>
-          <w:highlight w:val="yellow"/>
-        </w:rPr>
+        <w:rPr/>
         <w:t xml:space="preserve">&lt;&lt; </w:t>
       </w:r>
       <w:proofErr w:type="spellStart"/>
       <w:r>
-        <w:rPr>
-          <w:highlight w:val="yellow"/>
-        </w:rPr>
+        <w:rPr/>
         <w:t>Matter.CustomField.InitialExecutor</w:t>
       </w:r>
       <w:proofErr w:type="spellEnd"/>
       <w:r>
-        <w:rPr>
-          <w:highlight w:val="yellow"/>
-        </w:rPr>
+        <w:rPr/>
         <w:t xml:space="preserve"> &gt;&gt;</w:t>
       </w:r>
       <w:r>
@@ -494,23 +474,17 @@
         <w:t xml:space="preserve">if </w:t>
       </w:r>
       <w:r>
-        <w:rPr>
-          <w:highlight w:val="yellow"/>
-        </w:rPr>
+        <w:rPr/>
         <w:t xml:space="preserve">&lt;&lt; </w:t>
       </w:r>
       <w:proofErr w:type="spellStart"/>
       <w:r>
-        <w:rPr>
-          <w:highlight w:val="yellow"/>
-        </w:rPr>
+        <w:rPr/>
         <w:t>Matter.CustomField.InitialExecutor</w:t>
       </w:r>
       <w:proofErr w:type="spellEnd"/>
       <w:r>
-        <w:rPr>
-          <w:highlight w:val="yellow"/>
-        </w:rPr>
+        <w:rPr/>
         <w:t xml:space="preserve"> &gt;&gt;</w:t>
       </w:r>
       <w:r>
@@ -520,23 +494,17 @@
         <w:t xml:space="preserve">is unable or unwilling to act for any reason, then I appoint </w:t>
       </w:r>
       <w:r>
-        <w:rPr>
-          <w:highlight w:val="yellow"/>
-        </w:rPr>
+        <w:rPr/>
         <w:t xml:space="preserve">&lt;&lt; </w:t>
       </w:r>
       <w:proofErr w:type="spellStart"/>
       <w:r>
-        <w:rPr>
-          <w:highlight w:val="yellow"/>
-        </w:rPr>
+        <w:rPr/>
         <w:t>Matter.CustomField.BackupExecutor</w:t>
       </w:r>
       <w:proofErr w:type="spellEnd"/>
       <w:r>
-        <w:rPr>
-          <w:highlight w:val="yellow"/>
-        </w:rPr>
+        <w:rPr/>
         <w:t xml:space="preserve"> &gt;&gt;</w:t>
       </w:r>
       <w:r>
@@ -554,23 +522,17 @@
         <w:t xml:space="preserve">if </w:t>
       </w:r>
       <w:r>
-        <w:rPr>
-          <w:highlight w:val="yellow"/>
-        </w:rPr>
+        <w:rPr/>
         <w:t xml:space="preserve">&lt;&lt; </w:t>
       </w:r>
       <w:proofErr w:type="spellStart"/>
       <w:r>
-        <w:rPr>
-          <w:highlight w:val="yellow"/>
-        </w:rPr>
+        <w:rPr/>
         <w:t>Matter.CustomField.BackupExecutor</w:t>
       </w:r>
       <w:proofErr w:type="spellEnd"/>
       <w:r>
-        <w:rPr>
-          <w:highlight w:val="yellow"/>
-        </w:rPr>
+        <w:rPr/>
         <w:t xml:space="preserve"> &gt;&gt;</w:t>
       </w:r>
       <w:r>
@@ -580,23 +542,17 @@
         <w:t xml:space="preserve">is unable or unwilling to act for any reason, then I appoint </w:t>
       </w:r>
       <w:r>
-        <w:rPr>
-          <w:highlight w:val="yellow"/>
-        </w:rPr>
+        <w:rPr/>
         <w:t xml:space="preserve">&lt;&lt; </w:t>
       </w:r>
       <w:proofErr w:type="spellStart"/>
       <w:r>
-        <w:rPr>
-          <w:highlight w:val="yellow"/>
-        </w:rPr>
+        <w:rPr/>
         <w:t>Matter.CustomField.FurtherBackupExecutor</w:t>
       </w:r>
       <w:proofErr w:type="spellEnd"/>
       <w:r>
-        <w:rPr>
-          <w:highlight w:val="yellow"/>
-        </w:rPr>
+        <w:rPr/>
         <w:t xml:space="preserve"> &gt;&gt;</w:t>
       </w:r>
       <w:r>
@@ -757,23 +713,17 @@
         <w:pStyle w:val="Heading3"/>
       </w:pPr>
       <w:r>
-        <w:rPr>
-          <w:highlight w:val="yellow"/>
-        </w:rPr>
+        <w:rPr/>
         <w:t xml:space="preserve">&lt;&lt; </w:t>
       </w:r>
       <w:proofErr w:type="spellStart"/>
       <w:r>
-        <w:rPr>
-          <w:highlight w:val="yellow"/>
-        </w:rPr>
+        <w:rPr/>
         <w:t>Matter.CustomField.InitialGuardian</w:t>
       </w:r>
       <w:proofErr w:type="spellEnd"/>
       <w:r>
-        <w:rPr>
-          <w:highlight w:val="yellow"/>
-        </w:rPr>
+        <w:rPr/>
         <w:t xml:space="preserve"> &gt;&gt;</w:t>
       </w:r>
       <w:r>
@@ -791,46 +741,34 @@
         <w:t xml:space="preserve">if </w:t>
       </w:r>
       <w:r>
-        <w:rPr>
-          <w:highlight w:val="yellow"/>
-        </w:rPr>
+        <w:rPr/>
         <w:t xml:space="preserve">&lt;&lt; </w:t>
       </w:r>
       <w:proofErr w:type="spellStart"/>
       <w:r>
-        <w:rPr>
-          <w:highlight w:val="yellow"/>
-        </w:rPr>
+        <w:rPr/>
         <w:t>Matter.CustomField.InitialGuardian</w:t>
       </w:r>
       <w:proofErr w:type="spellEnd"/>
       <w:r>
-        <w:rPr>
-          <w:highlight w:val="yellow"/>
-        </w:rPr>
+        <w:rPr/>
         <w:t xml:space="preserve"> &gt;&gt;</w:t>
       </w:r>
       <w:r>
         <w:t xml:space="preserve"> is unable or unwilling to act for any reason, then I appoint </w:t>
       </w:r>
       <w:r>
-        <w:rPr>
-          <w:highlight w:val="yellow"/>
-        </w:rPr>
+        <w:rPr/>
         <w:t xml:space="preserve">&lt;&lt; </w:t>
       </w:r>
       <w:proofErr w:type="spellStart"/>
       <w:r>
-        <w:rPr>
-          <w:highlight w:val="yellow"/>
-        </w:rPr>
+        <w:rPr/>
         <w:t>Matter.CustomField.BackupGuardian</w:t>
       </w:r>
       <w:proofErr w:type="spellEnd"/>
       <w:r>
-        <w:rPr>
-          <w:highlight w:val="yellow"/>
-        </w:rPr>
+        <w:rPr/>
         <w:t xml:space="preserve"> &gt;&gt;</w:t>
       </w:r>
       <w:r>
@@ -889,21 +827,15 @@
         </w:numPr>
       </w:pPr>
       <w:r>
-        <w:rPr>
-          <w:highlight w:val="cyan"/>
-        </w:rPr>
+        <w:rPr/>
         <w:t>[#if Testator wishes to</w:t>
       </w:r>
       <w:r>
-        <w:rPr>
-          <w:highlight w:val="cyan"/>
-        </w:rPr>
+        <w:rPr/>
         <w:t xml:space="preserve"> benefit children</w:t>
       </w:r>
       <w:r>
-        <w:rPr>
-          <w:highlight w:val="cyan"/>
-        </w:rPr>
+        <w:rPr/>
         <w:t>]</w:t>
       </w:r>
     </w:p>
@@ -938,21 +870,15 @@
         </w:numPr>
       </w:pPr>
       <w:r>
-        <w:rPr>
-          <w:highlight w:val="cyan"/>
-        </w:rPr>
+        <w:rPr/>
         <w:t>[#if Testator wishes to</w:t>
       </w:r>
       <w:r>
-        <w:rPr>
-          <w:highlight w:val="cyan"/>
-        </w:rPr>
+        <w:rPr/>
         <w:t xml:space="preserve"> benefit someone other than children</w:t>
       </w:r>
       <w:r>
-        <w:rPr>
-          <w:highlight w:val="cyan"/>
-        </w:rPr>
+        <w:rPr/>
         <w:t>]</w:t>
       </w:r>
     </w:p>
@@ -961,18 +887,14 @@
         <w:pStyle w:val="Heading2"/>
       </w:pPr>
       <w:r>
-        <w:rPr>
-          <w:highlight w:val="cyan"/>
-        </w:rPr>
+        <w:rPr/>
         <w:t xml:space="preserve">#If only one named recipient of Personal Items: </w:t>
       </w:r>
       <w:r>
         <w:t xml:space="preserve">I give my Personal Belongings to </w:t>
       </w:r>
       <w:r>
-        <w:rPr>
-          <w:highlight w:val="yellow"/>
-        </w:rPr>
+        <w:rPr/>
         <w:t>&lt;&lt; Matter.CustomField.Beneficiary1 &gt;&gt;</w:t>
       </w:r>
       <w:r>
@@ -992,9 +914,7 @@
         <w:pStyle w:val="Heading2"/>
       </w:pPr>
       <w:r>
-        <w:rPr>
-          <w:highlight w:val="cyan"/>
-        </w:rPr>
+        <w:rPr/>
         <w:t>#If two named recipients of Personal Items:</w:t>
       </w:r>
       <w:r>
@@ -1007,7 +927,6 @@
         <w:rPr>
           <w:rFonts w:eastAsiaTheme="minorEastAsia" w:cstheme="minorBidi"/>
           <w:color w:val="1E2635"/>
-          <w:highlight w:val="yellow"/>
         </w:rPr>
         <w:t>&lt;&lt; Matter.CustomField.Beneficiary1 &gt;&gt;</w:t>
       </w:r>
@@ -1015,9 +934,7 @@
         <w:t xml:space="preserve"> and </w:t>
       </w:r>
       <w:r>
-        <w:rPr>
-          <w:highlight w:val="yellow"/>
-        </w:rPr>
+        <w:rPr/>
         <w:t>&lt;&lt; Matter.CustomField.Beneficiary2 &gt;&gt;</w:t>
       </w:r>
       <w:r>
@@ -1037,9 +954,7 @@
         <w:pStyle w:val="Heading2"/>
       </w:pPr>
       <w:r>
-        <w:rPr>
-          <w:highlight w:val="cyan"/>
-        </w:rPr>
+        <w:rPr/>
         <w:t>#If three named recipients of Personal Items:</w:t>
       </w:r>
       <w:r>
@@ -1049,7 +964,6 @@
         <w:rPr>
           <w:rFonts w:eastAsiaTheme="minorEastAsia" w:cstheme="minorBidi"/>
           <w:color w:val="1E2635"/>
-          <w:highlight w:val="yellow"/>
         </w:rPr>
         <w:t>&lt;&lt; Matter.CustomField.Beneficiary1 &gt;&gt;</w:t>
       </w:r>
@@ -1057,18 +971,14 @@
         <w:t xml:space="preserve">, </w:t>
       </w:r>
       <w:r>
-        <w:rPr>
-          <w:highlight w:val="yellow"/>
-        </w:rPr>
+        <w:rPr/>
         <w:t>&lt;&lt; Matter.CustomField.Beneficiary2 &gt;&gt;</w:t>
       </w:r>
       <w:r>
         <w:t xml:space="preserve"> and </w:t>
       </w:r>
       <w:r>
-        <w:rPr>
-          <w:highlight w:val="yellow"/>
-        </w:rPr>
+        <w:rPr/>
         <w:t>&lt;&lt; Matter.CustomField.Beneficiary3 &gt;&gt;</w:t>
       </w:r>
       <w:r>
@@ -1105,9 +1015,7 @@
       </w:pPr>
       <w:bookmarkStart w:id="18" w:name="_Toc389476409"/>
       <w:r>
-        <w:rPr>
-          <w:highlight w:val="cyan"/>
-        </w:rPr>
+        <w:rPr/>
         <w:t>#If 1 recipient of residual estate:</w:t>
       </w:r>
       <w:r>
@@ -1117,7 +1025,6 @@
         <w:rPr>
           <w:rFonts w:eastAsiaTheme="minorEastAsia" w:cstheme="minorBidi"/>
           <w:color w:val="1E2635"/>
-          <w:highlight w:val="yellow"/>
         </w:rPr>
         <w:t>&lt;&lt; Matter.CustomField.Beneficiary1 &gt;&gt;</w:t>
       </w:r>
@@ -1140,9 +1047,7 @@
         <w:t xml:space="preserve"> Provision </w:t>
       </w:r>
       <w:r>
-        <w:rPr>
-          <w:highlight w:val="yellow"/>
-        </w:rPr>
+        <w:rPr/>
         <w:t>[#applying/ not applying]</w:t>
       </w:r>
       <w:r>
@@ -1177,18 +1082,14 @@
         <w:t xml:space="preserve">as to a </w:t>
       </w:r>
       <w:r>
-        <w:rPr>
-          <w:highlight w:val="yellow"/>
-        </w:rPr>
+        <w:rPr/>
         <w:t>[insert %]</w:t>
       </w:r>
       <w:r>
         <w:t xml:space="preserve"> share to </w:t>
       </w:r>
       <w:r>
-        <w:rPr>
-          <w:highlight w:val="yellow"/>
-        </w:rPr>
+        <w:rPr/>
         <w:t>&lt;&lt; Matter.CustomField.Beneficiary2 &gt;&gt;</w:t>
       </w:r>
       <w:r>
@@ -1203,9 +1104,7 @@
         <w:t xml:space="preserve"> Provision </w:t>
       </w:r>
       <w:r>
-        <w:rPr>
-          <w:highlight w:val="yellow"/>
-        </w:rPr>
+        <w:rPr/>
         <w:t>[#applying/ not applying]</w:t>
       </w:r>
       <w:r>
@@ -1220,18 +1119,14 @@
         <w:t xml:space="preserve">as to a </w:t>
       </w:r>
       <w:r>
-        <w:rPr>
-          <w:highlight w:val="yellow"/>
-        </w:rPr>
+        <w:rPr/>
         <w:t>[insert %]</w:t>
       </w:r>
       <w:r>
         <w:t xml:space="preserve"> share to </w:t>
       </w:r>
       <w:r>
-        <w:rPr>
-          <w:highlight w:val="yellow"/>
-        </w:rPr>
+        <w:rPr/>
         <w:t>&lt;&lt; Matter.CustomField.Beneficiary3 &gt;&gt;</w:t>
       </w:r>
       <w:r>
@@ -1246,9 +1141,7 @@
         <w:t xml:space="preserve"> Provision </w:t>
       </w:r>
       <w:r>
-        <w:rPr>
-          <w:highlight w:val="yellow"/>
-        </w:rPr>
+        <w:rPr/>
         <w:t>[#applying/ not applying]</w:t>
       </w:r>
       <w:r>
@@ -1260,9 +1153,7 @@
         <w:pStyle w:val="Heading2"/>
       </w:pPr>
       <w:r>
-        <w:rPr>
-          <w:highlight w:val="cyan"/>
-        </w:rPr>
+        <w:rPr/>
         <w:t>#If 2 gifts above:</w:t>
       </w:r>
       <w:r>
@@ -1283,9 +1174,7 @@
         <w:pStyle w:val="Heading2"/>
       </w:pPr>
       <w:r>
-        <w:rPr>
-          <w:highlight w:val="cyan"/>
-        </w:rPr>
+        <w:rPr/>
         <w:t>#If 3 or more gifts above:</w:t>
       </w:r>
       <w:r>
@@ -1297,9 +1186,7 @@
         <w:pStyle w:val="Heading2"/>
       </w:pPr>
       <w:r>
-        <w:rPr>
-          <w:highlight w:val="cyan"/>
-        </w:rPr>
+        <w:rPr/>
         <w:t xml:space="preserve">#If 2 recipients of residual estate: </w:t>
       </w:r>
       <w:r>
@@ -1314,9 +1201,7 @@
         <w:t xml:space="preserve">as to a 50% share to </w:t>
       </w:r>
       <w:r>
-        <w:rPr>
-          <w:highlight w:val="yellow"/>
-        </w:rPr>
+        <w:rPr/>
         <w:t>&lt;&lt; Matter.CustomField.Beneficiary1 &gt;&gt;</w:t>
       </w:r>
       <w:r>
@@ -1331,9 +1216,7 @@
         <w:t xml:space="preserve"> Provision </w:t>
       </w:r>
       <w:r>
-        <w:rPr>
-          <w:highlight w:val="yellow"/>
-        </w:rPr>
+        <w:rPr/>
         <w:t>[applying/not applying]</w:t>
       </w:r>
       <w:r>
@@ -1348,9 +1231,7 @@
         <w:t xml:space="preserve">as to a 50% share to </w:t>
       </w:r>
       <w:r>
-        <w:rPr>
-          <w:highlight w:val="yellow"/>
-        </w:rPr>
+        <w:rPr/>
         <w:t>&lt;&lt; Matter.CustomField.Beneficiary2 &gt;&gt;</w:t>
       </w:r>
       <w:r>
@@ -1365,9 +1246,7 @@
         <w:t xml:space="preserve"> Provision </w:t>
       </w:r>
       <w:r>
-        <w:rPr>
-          <w:highlight w:val="yellow"/>
-        </w:rPr>
+        <w:rPr/>
         <w:t>[applying/not applying]</w:t>
       </w:r>
       <w:r>
@@ -1390,39 +1269,27 @@
         <w:pStyle w:val="Heading2"/>
       </w:pPr>
       <w:r>
-        <w:rPr>
-          <w:highlight w:val="cyan"/>
-        </w:rPr>
+        <w:rPr/>
         <w:t xml:space="preserve">#If </w:t>
       </w:r>
       <w:r>
-        <w:rPr>
-          <w:highlight w:val="cyan"/>
-        </w:rPr>
+        <w:rPr/>
         <w:t>3</w:t>
       </w:r>
       <w:r>
-        <w:rPr>
-          <w:highlight w:val="cyan"/>
-        </w:rPr>
+        <w:rPr/>
         <w:t xml:space="preserve"> recipient</w:t>
       </w:r>
       <w:r>
-        <w:rPr>
-          <w:highlight w:val="cyan"/>
-        </w:rPr>
+        <w:rPr/>
         <w:t>s</w:t>
       </w:r>
       <w:r>
-        <w:rPr>
-          <w:highlight w:val="cyan"/>
-        </w:rPr>
+        <w:rPr/>
         <w:t xml:space="preserve"> of residual estate:</w:t>
       </w:r>
       <w:r>
-        <w:rPr>
-          <w:highlight w:val="cyan"/>
-        </w:rPr>
+        <w:rPr/>
         <w:t xml:space="preserve"> </w:t>
       </w:r>
       <w:r>
@@ -1438,9 +1305,7 @@
         <w:t xml:space="preserve">as to a one-third share to </w:t>
       </w:r>
       <w:r>
-        <w:rPr>
-          <w:highlight w:val="yellow"/>
-        </w:rPr>
+        <w:rPr/>
         <w:t>&lt;&lt; Matter.CustomField.Beneficiary1 &gt;&gt;</w:t>
       </w:r>
       <w:r>
@@ -1455,9 +1320,7 @@
         <w:t xml:space="preserve"> Provision </w:t>
       </w:r>
       <w:r>
-        <w:rPr>
-          <w:highlight w:val="yellow"/>
-        </w:rPr>
+        <w:rPr/>
         <w:t>[applying/not applying]</w:t>
       </w:r>
       <w:r>
@@ -1472,9 +1335,7 @@
         <w:t xml:space="preserve">as to a one-third share to </w:t>
       </w:r>
       <w:r>
-        <w:rPr>
-          <w:highlight w:val="yellow"/>
-        </w:rPr>
+        <w:rPr/>
         <w:t>&lt;&lt; Matter.CustomField.Beneficiary2 &gt;&gt;</w:t>
       </w:r>
       <w:r>
@@ -1489,9 +1350,7 @@
         <w:t xml:space="preserve"> Provision </w:t>
       </w:r>
       <w:r>
-        <w:rPr>
-          <w:highlight w:val="yellow"/>
-        </w:rPr>
+        <w:rPr/>
         <w:t>[applying/not applying]</w:t>
       </w:r>
       <w:r>
@@ -1506,9 +1365,7 @@
         <w:t xml:space="preserve">as to a one-third share to </w:t>
       </w:r>
       <w:r>
-        <w:rPr>
-          <w:highlight w:val="yellow"/>
-        </w:rPr>
+        <w:rPr/>
         <w:t>&lt;&lt; Matter.CustomField.Beneficiary3 &gt;&gt;</w:t>
       </w:r>
       <w:r>
@@ -1523,9 +1380,7 @@
         <w:t xml:space="preserve"> Provision </w:t>
       </w:r>
       <w:r>
-        <w:rPr>
-          <w:highlight w:val="yellow"/>
-        </w:rPr>
+        <w:rPr/>
         <w:t>[applying/not applying]</w:t>
       </w:r>
       <w:r>
@@ -1545,21 +1400,15 @@
         <w:pStyle w:val="Heading2"/>
       </w:pPr>
       <w:r>
-        <w:rPr>
-          <w:highlight w:val="cyan"/>
-        </w:rPr>
+        <w:rPr/>
         <w:t xml:space="preserve">[#calamity clause </w:t>
       </w:r>
       <w:r>
-        <w:rPr>
-          <w:highlight w:val="cyan"/>
-        </w:rPr>
+        <w:rPr/>
         <w:t>where 2 or more recipients of residual estate</w:t>
       </w:r>
       <w:r>
-        <w:rPr>
-          <w:highlight w:val="cyan"/>
-        </w:rPr>
+        <w:rPr/>
         <w:t>]</w:t>
       </w:r>
       <w:r>
@@ -1601,9 +1450,7 @@
         <w:t xml:space="preserve">as to a </w:t>
       </w:r>
       <w:r>
-        <w:rPr>
-          <w:highlight w:val="yellow"/>
-        </w:rPr>
+        <w:rPr/>
         <w:t>[insert %]</w:t>
       </w:r>
       <w:r>
@@ -1613,7 +1460,6 @@
         <w:rPr>
           <w:rFonts w:eastAsiaTheme="minorEastAsia" w:cstheme="minorBidi"/>
           <w:color w:val="1E2635"/>
-          <w:highlight w:val="yellow"/>
         </w:rPr>
         <w:t>&lt;&lt; Matter.CustomField.CalamityBeneficiary1 &gt;&gt;</w:t>
       </w:r>
@@ -1629,9 +1475,7 @@
         <w:t xml:space="preserve"> Provision </w:t>
       </w:r>
       <w:r>
-        <w:rPr>
-          <w:highlight w:val="yellow"/>
-        </w:rPr>
+        <w:rPr/>
         <w:t>[#applying/ not applying]</w:t>
       </w:r>
       <w:r>
@@ -1646,9 +1490,7 @@
         <w:t xml:space="preserve">as to a </w:t>
       </w:r>
       <w:r>
-        <w:rPr>
-          <w:highlight w:val="yellow"/>
-        </w:rPr>
+        <w:rPr/>
         <w:t>[insert %]</w:t>
       </w:r>
       <w:r>
@@ -1658,7 +1500,6 @@
         <w:rPr>
           <w:rFonts w:eastAsiaTheme="minorEastAsia" w:cstheme="minorBidi"/>
           <w:color w:val="1E2635"/>
-          <w:highlight w:val="yellow"/>
         </w:rPr>
         <w:t>&lt;&lt; Matter.CustomField.CalamityBeneficiary2 &gt;&gt;</w:t>
       </w:r>
@@ -1674,9 +1515,7 @@
         <w:t xml:space="preserve"> Provision </w:t>
       </w:r>
       <w:r>
-        <w:rPr>
-          <w:highlight w:val="yellow"/>
-        </w:rPr>
+        <w:rPr/>
         <w:t>[#applying/ not applying]</w:t>
       </w:r>
       <w:r>
@@ -1691,9 +1530,7 @@
         <w:t xml:space="preserve">as to a </w:t>
       </w:r>
       <w:r>
-        <w:rPr>
-          <w:highlight w:val="yellow"/>
-        </w:rPr>
+        <w:rPr/>
         <w:t>[insert %]</w:t>
       </w:r>
       <w:r>
@@ -1703,7 +1540,6 @@
         <w:rPr>
           <w:rFonts w:eastAsiaTheme="minorEastAsia" w:cstheme="minorBidi"/>
           <w:color w:val="1E2635"/>
-          <w:highlight w:val="yellow"/>
         </w:rPr>
         <w:t>&lt;&lt; Matter.CustomField.CalamityBeneficiary3 &gt;&gt;</w:t>
       </w:r>
@@ -1719,9 +1555,7 @@
         <w:t xml:space="preserve"> Provision </w:t>
       </w:r>
       <w:r>
-        <w:rPr>
-          <w:highlight w:val="yellow"/>
-        </w:rPr>
+        <w:rPr/>
         <w:t>[#applying/ not applying]</w:t>
       </w:r>
       <w:r>
@@ -1733,9 +1567,7 @@
         <w:pStyle w:val="Heading2"/>
       </w:pPr>
       <w:r>
-        <w:rPr>
-          <w:highlight w:val="cyan"/>
-        </w:rPr>
+        <w:rPr/>
         <w:t>#If 2 gifts above:</w:t>
       </w:r>
       <w:r>
@@ -1756,9 +1588,7 @@
         <w:pStyle w:val="Heading2"/>
       </w:pPr>
       <w:r>
-        <w:rPr>
-          <w:highlight w:val="cyan"/>
-        </w:rPr>
+        <w:rPr/>
         <w:t>#If 3 or more gifts above:</w:t>
       </w:r>
       <w:r>
@@ -3131,7 +2961,6 @@
         <w:rPr>
           <w:rFonts w:eastAsiaTheme="minorEastAsia" w:cstheme="minorBidi"/>
           <w:color w:val="1E2635"/>
-          <w:highlight w:val="yellow"/>
         </w:rPr>
         <w:t xml:space="preserve">&lt;&lt; </w:t>
       </w:r>
@@ -3140,7 +2969,6 @@
         <w:rPr>
           <w:rFonts w:eastAsiaTheme="minorEastAsia" w:cstheme="minorBidi"/>
           <w:color w:val="1E2635"/>
-          <w:highlight w:val="yellow"/>
         </w:rPr>
         <w:t>Matter.CustomField.Jurisdiction</w:t>
       </w:r>
@@ -3149,7 +2977,6 @@
         <w:rPr>
           <w:rFonts w:eastAsiaTheme="minorEastAsia" w:cstheme="minorBidi"/>
           <w:color w:val="1E2635"/>
-          <w:highlight w:val="yellow"/>
         </w:rPr>
         <w:t xml:space="preserve"> &gt;&gt;</w:t>
       </w:r>
@@ -4194,9 +4021,7 @@
     <w:p>
       <w:pPr>
         <w:pStyle w:val="AEPTextL1"/>
-        <w:rPr>
-          <w:highlight w:val="yellow"/>
-        </w:rPr>
+        <w:rPr/>
       </w:pPr>
       <w:r>
         <w:rPr>
@@ -4208,9 +4033,7 @@
         <w:t xml:space="preserve"> means </w:t>
       </w:r>
       <w:r>
-        <w:rPr>
-          <w:highlight w:val="yellow"/>
-        </w:rPr>
+        <w:rPr/>
         <w:t>&lt;&lt; Matter.Client.Name &gt;&gt;.</w:t>
       </w:r>
     </w:p>
@@ -4260,9 +4083,7 @@
         <w:t xml:space="preserve">Executed by </w:t>
       </w:r>
       <w:r>
-        <w:rPr>
-          <w:highlight w:val="yellow"/>
-        </w:rPr>
+        <w:rPr/>
         <w:t>&lt;&lt; Matter.Client.Name &gt;&gt;</w:t>
       </w:r>
       <w:r>
@@ -4308,9 +4129,7 @@
               <w:t xml:space="preserve">Signed by </w:t>
             </w:r>
             <w:r>
-              <w:rPr>
-                <w:highlight w:val="yellow"/>
-              </w:rPr>
+              <w:rPr/>
               <w:t>&lt;&lt; Matter.Client.Name &gt;&gt;</w:t>
             </w:r>
             <w:r>

--- a/api/templates/Simple Will - Individual (Clio).docx
+++ b/api/templates/Simple Will - Individual (Clio).docx
@@ -236,12 +236,12 @@
       <w:pPr>
         <w:jc w:val="center"/>
         <w:sectPr>
-          <w:headerReference w:type="even" r:id="rId11"/>
-          <w:headerReference w:type="default" r:id="rId12"/>
-          <w:footerReference w:type="even" r:id="rId13"/>
-          <w:footerReference w:type="default" r:id="rId14"/>
-          <w:headerReference w:type="first" r:id="rId15"/>
-          <w:footerReference w:type="first" r:id="rId16"/>
+          <w:headerReference w:type="default" r:id="rIdWillHdrCover"/>
+          <w:headerReference w:type="even" r:id="rIdWillHdrCover"/>
+          <w:headerReference w:type="first" r:id="rIdWillHdrCover"/>
+          <w:footerReference w:type="default" r:id="rIdWillFtrCover"/>
+          <w:footerReference w:type="even" r:id="rIdWillFtrCover"/>
+          <w:footerReference w:type="first" r:id="rIdWillFtrCover"/>
           <w:pgSz w:w="11906" w:h="16838"/>
           <w:pgMar w:top="1134" w:right="1134" w:bottom="1134" w:left="1134" w:header="709" w:footer="529" w:gutter="0"/>
           <w:pgNumType w:start="2"/>
@@ -4027,7 +4027,7 @@
         <w:rPr>
           <w:rStyle w:val="AEPBold"/>
         </w:rPr>
-        <w:t>Testator</w:t>
+        <w:t>&lt;&lt; Will.TestatorLabel &gt;&gt;</w:t>
       </w:r>
       <w:r>
         <w:t xml:space="preserve"> means </w:t>
@@ -4176,7 +4176,7 @@
               <w:pStyle w:val="AEPTextL0"/>
             </w:pPr>
             <w:r>
-              <w:t>Signature of Testator</w:t>
+              <w:t>Signature of &lt;&lt; Will.TestatorLabel &gt;&gt;</w:t>
             </w:r>
           </w:p>
         </w:tc>
@@ -4413,12 +4413,12 @@
       </w:pPr>
     </w:p>
     <w:sectPr>
-      <w:headerReference w:type="even" r:id="rId17"/>
-      <w:headerReference w:type="default" r:id="rId18"/>
-      <w:footerReference w:type="even" r:id="rId19"/>
-      <w:footerReference w:type="default" r:id="rId20"/>
-      <w:headerReference w:type="first" r:id="rId21"/>
-      <w:footerReference w:type="first" r:id="rId22"/>
+      <w:headerReference w:type="default" r:id="rIdWillHdrBody"/>
+      <w:headerReference w:type="even" r:id="rIdWillHdrBody"/>
+      <w:headerReference w:type="first" r:id="rIdWillHdrBody"/>
+      <w:footerReference w:type="default" r:id="rIdWillFtrBody"/>
+      <w:footerReference w:type="even" r:id="rIdWillFtrBody"/>
+      <w:footerReference w:type="first" r:id="rIdWillFtrBody"/>
       <w:pgSz w:w="11906" w:h="16838" w:code="9"/>
       <w:pgMar w:top="1138" w:right="1138" w:bottom="1138" w:left="1138" w:header="706" w:footer="418" w:gutter="0"/>
       <w:pgNumType w:start="1"/>
@@ -4454,98 +4454,218 @@
 </file>
 
 <file path=word/footer1.xml><?xml version="1.0" encoding="utf-8"?>
-<w:ftr xmlns:wpc="http://schemas.microsoft.com/office/word/2010/wordprocessingCanvas" xmlns:cx="http://schemas.microsoft.com/office/drawing/2014/chartex" xmlns:cx1="http://schemas.microsoft.com/office/drawing/2015/9/8/chartex" xmlns:cx2="http://schemas.microsoft.com/office/drawing/2015/10/21/chartex" xmlns:cx3="http://schemas.microsoft.com/office/drawing/2016/5/9/chartex" xmlns:cx4="http://schemas.microsoft.com/office/drawing/2016/5/10/chartex" xmlns:cx5="http://schemas.microsoft.com/office/drawing/2016/5/11/chartex" xmlns:cx6="http://schemas.microsoft.com/office/drawing/2016/5/12/chartex" xmlns:cx7="http://schemas.microsoft.com/office/drawing/2016/5/13/chartex" xmlns:cx8="http://schemas.microsoft.com/office/drawing/2016/5/14/chartex" xmlns:mc="http://schemas.openxmlformats.org/markup-compatibility/2006" xmlns:aink="http://schemas.microsoft.com/office/drawing/2016/ink" xmlns:am3d="http://schemas.microsoft.com/office/drawing/2017/model3d" xmlns:o="urn:schemas-microsoft-com:office:office" xmlns:oel="http://schemas.microsoft.com/office/2019/extlst" xmlns:r="http://schemas.openxmlformats.org/officeDocument/2006/relationships" xmlns:m="http://schemas.openxmlformats.org/officeDocument/2006/math" xmlns:v="urn:schemas-microsoft-com:vml" xmlns:wp14="http://schemas.microsoft.com/office/word/2010/wordprocessingDrawing" xmlns:wp="http://schemas.openxmlformats.org/drawingml/2006/wordprocessingDrawing" xmlns:w10="urn:schemas-microsoft-com:office:word" xmlns:w="http://schemas.openxmlformats.org/wordprocessingml/2006/main" xmlns:w14="http://schemas.microsoft.com/office/word/2010/wordml" xmlns:w15="http://schemas.microsoft.com/office/word/2012/wordml" xmlns:w16cex="http://schemas.microsoft.com/office/word/2018/wordml/cex" xmlns:w16cid="http://schemas.microsoft.com/office/word/2016/wordml/cid" xmlns:w16="http://schemas.microsoft.com/office/word/2018/wordml" xmlns:w16du="http://schemas.microsoft.com/office/word/2023/wordml/word16du" xmlns:w16sdtdh="http://schemas.microsoft.com/office/word/2020/wordml/sdtdatahash" xmlns:w16sdtfl="http://schemas.microsoft.com/office/word/2024/wordml/sdtformatlock" xmlns:w16se="http://schemas.microsoft.com/office/word/2015/wordml/symex" xmlns:wpg="http://schemas.microsoft.com/office/word/2010/wordprocessingGroup" xmlns:wpi="http://schemas.microsoft.com/office/word/2010/wordprocessingInk" xmlns:wne="http://schemas.microsoft.com/office/word/2006/wordml" xmlns:wps="http://schemas.microsoft.com/office/word/2010/wordprocessingShape" mc:Ignorable="w14 w15 w16se w16cid w16 w16cex w16sdtdh w16sdtfl w16du wp14">
+<w:ftr xmlns:w="http://schemas.openxmlformats.org/wordprocessingml/2006/main" xmlns:r="http://schemas.openxmlformats.org/officeDocument/2006/relationships">
   <w:p>
     <w:pPr>
-      <w:pStyle w:val="Footer"/>
+      <w:spacing w:before="0" w:after="0" w:line="240" w:lineRule="auto"/>
+      <w:jc w:val="left"/>
+      <w:rPr>
+        <w:sz w:val="18"/>
+        <w:szCs w:val="18"/>
+      </w:rPr>
     </w:pPr>
   </w:p>
 </w:ftr>
 </file>
 
 <file path=word/footer2.xml><?xml version="1.0" encoding="utf-8"?>
-<w:ftr xmlns:wpc="http://schemas.microsoft.com/office/word/2010/wordprocessingCanvas" xmlns:cx="http://schemas.microsoft.com/office/drawing/2014/chartex" xmlns:cx1="http://schemas.microsoft.com/office/drawing/2015/9/8/chartex" xmlns:cx2="http://schemas.microsoft.com/office/drawing/2015/10/21/chartex" xmlns:cx3="http://schemas.microsoft.com/office/drawing/2016/5/9/chartex" xmlns:cx4="http://schemas.microsoft.com/office/drawing/2016/5/10/chartex" xmlns:cx5="http://schemas.microsoft.com/office/drawing/2016/5/11/chartex" xmlns:cx6="http://schemas.microsoft.com/office/drawing/2016/5/12/chartex" xmlns:cx7="http://schemas.microsoft.com/office/drawing/2016/5/13/chartex" xmlns:cx8="http://schemas.microsoft.com/office/drawing/2016/5/14/chartex" xmlns:mc="http://schemas.openxmlformats.org/markup-compatibility/2006" xmlns:aink="http://schemas.microsoft.com/office/drawing/2016/ink" xmlns:am3d="http://schemas.microsoft.com/office/drawing/2017/model3d" xmlns:o="urn:schemas-microsoft-com:office:office" xmlns:oel="http://schemas.microsoft.com/office/2019/extlst" xmlns:r="http://schemas.openxmlformats.org/officeDocument/2006/relationships" xmlns:m="http://schemas.openxmlformats.org/officeDocument/2006/math" xmlns:v="urn:schemas-microsoft-com:vml" xmlns:wp14="http://schemas.microsoft.com/office/word/2010/wordprocessingDrawing" xmlns:wp="http://schemas.openxmlformats.org/drawingml/2006/wordprocessingDrawing" xmlns:w10="urn:schemas-microsoft-com:office:word" xmlns:w="http://schemas.openxmlformats.org/wordprocessingml/2006/main" xmlns:w14="http://schemas.microsoft.com/office/word/2010/wordml" xmlns:w15="http://schemas.microsoft.com/office/word/2012/wordml" xmlns:w16cex="http://schemas.microsoft.com/office/word/2018/wordml/cex" xmlns:w16cid="http://schemas.microsoft.com/office/word/2016/wordml/cid" xmlns:w16="http://schemas.microsoft.com/office/word/2018/wordml" xmlns:w16du="http://schemas.microsoft.com/office/word/2023/wordml/word16du" xmlns:w16sdtdh="http://schemas.microsoft.com/office/word/2020/wordml/sdtdatahash" xmlns:w16sdtfl="http://schemas.microsoft.com/office/word/2024/wordml/sdtformatlock" xmlns:w16se="http://schemas.microsoft.com/office/word/2015/wordml/symex" xmlns:wpg="http://schemas.microsoft.com/office/word/2010/wordprocessingGroup" xmlns:wpi="http://schemas.microsoft.com/office/word/2010/wordprocessingInk" xmlns:wne="http://schemas.microsoft.com/office/word/2006/wordml" xmlns:wps="http://schemas.microsoft.com/office/word/2010/wordprocessingShape" mc:Ignorable="w14 w15 w16se w16cid w16 w16cex w16sdtdh w16sdtfl w16du wp14">
+<w:ftr xmlns:w="http://schemas.openxmlformats.org/wordprocessingml/2006/main" xmlns:r="http://schemas.openxmlformats.org/officeDocument/2006/relationships">
+  <w:tbl>
+    <w:tblPr>
+      <w:tblW w:w="9630" w:type="dxa"/>
+      <w:tblBorders>
+        <w:top w:val="nil"/>
+        <w:left w:val="nil"/>
+        <w:bottom w:val="nil"/>
+        <w:right w:val="nil"/>
+        <w:insideH w:val="nil"/>
+        <w:insideV w:val="nil"/>
+      </w:tblBorders>
+      <w:tblLayout w:type="fixed"/>
+      <w:tblCellMar>
+        <w:left w:w="0" w:type="dxa"/>
+        <w:right w:w="0" w:type="dxa"/>
+      </w:tblCellMar>
+      <w:tblLook w:val="0000"/>
+    </w:tblPr>
+    <w:tblGrid>
+      <w:gridCol w:w="4815"/>
+      <w:gridCol w:w="4815"/>
+    </w:tblGrid>
+    <w:tr>
+      <w:tc>
+        <w:tcPr>
+          <w:tcW w:w="4815" w:type="dxa"/>
+        </w:tcPr>
+        <w:p>
+          <w:pPr>
+            <w:spacing w:before="360" w:after="0" w:line="240" w:lineRule="auto"/>
+            <w:jc w:val="left"/>
+            <w:rPr>
+              <w:sz w:val="18"/>
+              <w:szCs w:val="18"/>
+            </w:rPr>
+          </w:pPr>
+          <w:r>
+            <w:rPr>
+              <w:sz w:val="18"/>
+              <w:szCs w:val="18"/>
+            </w:rPr>
+            <w:t xml:space="preserve">__________________________________</w:t>
+          </w:r>
+        </w:p>
+        <w:p>
+          <w:pPr>
+            <w:spacing w:before="0" w:after="0" w:line="240" w:lineRule="auto"/>
+            <w:jc w:val="left"/>
+            <w:rPr>
+              <w:sz w:val="18"/>
+              <w:szCs w:val="18"/>
+            </w:rPr>
+          </w:pPr>
+          <w:r>
+            <w:rPr>
+              <w:sz w:val="18"/>
+              <w:szCs w:val="18"/>
+            </w:rPr>
+            <w:t xml:space="preserve">&lt;&lt; Will.TestatorLabel &gt;&gt;</w:t>
+          </w:r>
+        </w:p>
+        <w:p>
+          <w:pPr>
+            <w:spacing w:before="160" w:after="0" w:line="240" w:lineRule="auto"/>
+            <w:jc w:val="left"/>
+            <w:rPr>
+              <w:sz w:val="18"/>
+              <w:szCs w:val="18"/>
+            </w:rPr>
+          </w:pPr>
+          <w:r>
+            <w:rPr>
+              <w:sz w:val="18"/>
+              <w:szCs w:val="18"/>
+            </w:rPr>
+            <w:t xml:space="preserve">Date ____/____/____</w:t>
+          </w:r>
+        </w:p>
+      </w:tc>
+      <w:tc>
+        <w:tcPr>
+          <w:tcW w:w="4815" w:type="dxa"/>
+        </w:tcPr>
+        <w:p>
+          <w:pPr>
+            <w:spacing w:before="360" w:after="0" w:line="240" w:lineRule="auto"/>
+            <w:rPr>
+              <w:sz w:val="18"/>
+              <w:szCs w:val="18"/>
+            </w:rPr>
+          </w:pPr>
+          <w:bookmarkStart w:id="9001" w:name="ExecutorFooter"/>
+          <w:r>
+            <w:rPr>
+              <w:sz w:val="18"/>
+              <w:szCs w:val="18"/>
+            </w:rPr>
+            <w:t xml:space="preserve">__________________________________</w:t>
+          </w:r>
+        </w:p>
+        <w:p>
+          <w:pPr>
+            <w:spacing w:before="0" w:after="0" w:line="240" w:lineRule="auto"/>
+            <w:rPr>
+              <w:sz w:val="18"/>
+              <w:szCs w:val="18"/>
+            </w:rPr>
+          </w:pPr>
+          <w:r>
+            <w:rPr>
+              <w:sz w:val="18"/>
+              <w:szCs w:val="18"/>
+            </w:rPr>
+            <w:t xml:space="preserve">&lt;&lt; Matter.CustomField.InitialExecutor &gt;&gt;</w:t>
+          </w:r>
+          <w:bookmarkEnd w:id="9001"/>
+        </w:p>
+        <w:p>
+          <w:pPr>
+            <w:spacing w:before="360" w:after="0" w:line="240" w:lineRule="auto"/>
+            <w:jc w:val="left"/>
+            <w:rPr>
+              <w:sz w:val="18"/>
+              <w:szCs w:val="18"/>
+            </w:rPr>
+          </w:pPr>
+          <w:r>
+            <w:rPr>
+              <w:sz w:val="18"/>
+              <w:szCs w:val="18"/>
+            </w:rPr>
+            <w:t xml:space="preserve">__________________________________</w:t>
+          </w:r>
+        </w:p>
+        <w:p>
+          <w:pPr>
+            <w:spacing w:before="0" w:after="0" w:line="240" w:lineRule="auto"/>
+            <w:jc w:val="left"/>
+            <w:rPr>
+              <w:sz w:val="18"/>
+              <w:szCs w:val="18"/>
+            </w:rPr>
+          </w:pPr>
+          <w:r>
+            <w:rPr>
+              <w:sz w:val="18"/>
+              <w:szCs w:val="18"/>
+            </w:rPr>
+            <w:t xml:space="preserve">Witness 1</w:t>
+          </w:r>
+        </w:p>
+        <w:p>
+          <w:pPr>
+            <w:spacing w:before="360" w:after="0" w:line="240" w:lineRule="auto"/>
+            <w:jc w:val="left"/>
+            <w:rPr>
+              <w:sz w:val="18"/>
+              <w:szCs w:val="18"/>
+            </w:rPr>
+          </w:pPr>
+          <w:r>
+            <w:rPr>
+              <w:sz w:val="18"/>
+              <w:szCs w:val="18"/>
+            </w:rPr>
+            <w:t xml:space="preserve">__________________________________</w:t>
+          </w:r>
+        </w:p>
+        <w:p>
+          <w:pPr>
+            <w:spacing w:before="0" w:after="0" w:line="240" w:lineRule="auto"/>
+            <w:jc w:val="left"/>
+            <w:rPr>
+              <w:sz w:val="18"/>
+              <w:szCs w:val="18"/>
+            </w:rPr>
+          </w:pPr>
+          <w:r>
+            <w:rPr>
+              <w:sz w:val="18"/>
+              <w:szCs w:val="18"/>
+            </w:rPr>
+            <w:t xml:space="preserve">Witness 2</w:t>
+          </w:r>
+        </w:p>
+      </w:tc>
+    </w:tr>
+  </w:tbl>
   <w:p>
     <w:pPr>
-      <w:pStyle w:val="Footer"/>
-    </w:pPr>
-  </w:p>
-</w:ftr>
-</file>
-
-<file path=word/footer3.xml><?xml version="1.0" encoding="utf-8"?>
-<w:ftr xmlns:wpc="http://schemas.microsoft.com/office/word/2010/wordprocessingCanvas" xmlns:cx="http://schemas.microsoft.com/office/drawing/2014/chartex" xmlns:cx1="http://schemas.microsoft.com/office/drawing/2015/9/8/chartex" xmlns:cx2="http://schemas.microsoft.com/office/drawing/2015/10/21/chartex" xmlns:cx3="http://schemas.microsoft.com/office/drawing/2016/5/9/chartex" xmlns:cx4="http://schemas.microsoft.com/office/drawing/2016/5/10/chartex" xmlns:cx5="http://schemas.microsoft.com/office/drawing/2016/5/11/chartex" xmlns:cx6="http://schemas.microsoft.com/office/drawing/2016/5/12/chartex" xmlns:cx7="http://schemas.microsoft.com/office/drawing/2016/5/13/chartex" xmlns:cx8="http://schemas.microsoft.com/office/drawing/2016/5/14/chartex" xmlns:mc="http://schemas.openxmlformats.org/markup-compatibility/2006" xmlns:aink="http://schemas.microsoft.com/office/drawing/2016/ink" xmlns:am3d="http://schemas.microsoft.com/office/drawing/2017/model3d" xmlns:o="urn:schemas-microsoft-com:office:office" xmlns:oel="http://schemas.microsoft.com/office/2019/extlst" xmlns:r="http://schemas.openxmlformats.org/officeDocument/2006/relationships" xmlns:m="http://schemas.openxmlformats.org/officeDocument/2006/math" xmlns:v="urn:schemas-microsoft-com:vml" xmlns:wp14="http://schemas.microsoft.com/office/word/2010/wordprocessingDrawing" xmlns:wp="http://schemas.openxmlformats.org/drawingml/2006/wordprocessingDrawing" xmlns:w10="urn:schemas-microsoft-com:office:word" xmlns:w="http://schemas.openxmlformats.org/wordprocessingml/2006/main" xmlns:w14="http://schemas.microsoft.com/office/word/2010/wordml" xmlns:w15="http://schemas.microsoft.com/office/word/2012/wordml" xmlns:w16cex="http://schemas.microsoft.com/office/word/2018/wordml/cex" xmlns:w16cid="http://schemas.microsoft.com/office/word/2016/wordml/cid" xmlns:w16="http://schemas.microsoft.com/office/word/2018/wordml" xmlns:w16du="http://schemas.microsoft.com/office/word/2023/wordml/word16du" xmlns:w16sdtdh="http://schemas.microsoft.com/office/word/2020/wordml/sdtdatahash" xmlns:w16sdtfl="http://schemas.microsoft.com/office/word/2024/wordml/sdtformatlock" xmlns:w16se="http://schemas.microsoft.com/office/word/2015/wordml/symex" xmlns:wpg="http://schemas.microsoft.com/office/word/2010/wordprocessingGroup" xmlns:wpi="http://schemas.microsoft.com/office/word/2010/wordprocessingInk" xmlns:wne="http://schemas.microsoft.com/office/word/2006/wordml" xmlns:wps="http://schemas.microsoft.com/office/word/2010/wordprocessingShape" mc:Ignorable="w14 w15 w16se w16cid w16 w16cex w16sdtdh w16sdtfl w16du wp14">
-  <w:p>
-    <w:pPr>
-      <w:pStyle w:val="Footer"/>
-    </w:pPr>
-  </w:p>
-</w:ftr>
-</file>
-
-<file path=word/footer4.xml><?xml version="1.0" encoding="utf-8"?>
-<w:ftr xmlns:wpc="http://schemas.microsoft.com/office/word/2010/wordprocessingCanvas" xmlns:cx="http://schemas.microsoft.com/office/drawing/2014/chartex" xmlns:cx1="http://schemas.microsoft.com/office/drawing/2015/9/8/chartex" xmlns:cx2="http://schemas.microsoft.com/office/drawing/2015/10/21/chartex" xmlns:cx3="http://schemas.microsoft.com/office/drawing/2016/5/9/chartex" xmlns:cx4="http://schemas.microsoft.com/office/drawing/2016/5/10/chartex" xmlns:cx5="http://schemas.microsoft.com/office/drawing/2016/5/11/chartex" xmlns:cx6="http://schemas.microsoft.com/office/drawing/2016/5/12/chartex" xmlns:cx7="http://schemas.microsoft.com/office/drawing/2016/5/13/chartex" xmlns:cx8="http://schemas.microsoft.com/office/drawing/2016/5/14/chartex" xmlns:mc="http://schemas.openxmlformats.org/markup-compatibility/2006" xmlns:aink="http://schemas.microsoft.com/office/drawing/2016/ink" xmlns:am3d="http://schemas.microsoft.com/office/drawing/2017/model3d" xmlns:o="urn:schemas-microsoft-com:office:office" xmlns:oel="http://schemas.microsoft.com/office/2019/extlst" xmlns:r="http://schemas.openxmlformats.org/officeDocument/2006/relationships" xmlns:m="http://schemas.openxmlformats.org/officeDocument/2006/math" xmlns:v="urn:schemas-microsoft-com:vml" xmlns:wp14="http://schemas.microsoft.com/office/word/2010/wordprocessingDrawing" xmlns:wp="http://schemas.openxmlformats.org/drawingml/2006/wordprocessingDrawing" xmlns:w10="urn:schemas-microsoft-com:office:word" xmlns:w="http://schemas.openxmlformats.org/wordprocessingml/2006/main" xmlns:w14="http://schemas.microsoft.com/office/word/2010/wordml" xmlns:w15="http://schemas.microsoft.com/office/word/2012/wordml" xmlns:w16cex="http://schemas.microsoft.com/office/word/2018/wordml/cex" xmlns:w16cid="http://schemas.microsoft.com/office/word/2016/wordml/cid" xmlns:w16="http://schemas.microsoft.com/office/word/2018/wordml" xmlns:w16du="http://schemas.microsoft.com/office/word/2023/wordml/word16du" xmlns:w16sdtdh="http://schemas.microsoft.com/office/word/2020/wordml/sdtdatahash" xmlns:w16sdtfl="http://schemas.microsoft.com/office/word/2024/wordml/sdtformatlock" xmlns:w16se="http://schemas.microsoft.com/office/word/2015/wordml/symex" xmlns:wpg="http://schemas.microsoft.com/office/word/2010/wordprocessingGroup" xmlns:wpi="http://schemas.microsoft.com/office/word/2010/wordprocessingInk" xmlns:wne="http://schemas.microsoft.com/office/word/2006/wordml" xmlns:wps="http://schemas.microsoft.com/office/word/2010/wordprocessingShape" mc:Ignorable="w14 w15 w16se w16cid w16 w16cex w16sdtdh w16sdtfl w16du wp14">
-  <w:p>
-    <w:pPr>
-      <w:pStyle w:val="Footer"/>
-    </w:pPr>
-  </w:p>
-</w:ftr>
-</file>
-
-<file path=word/footer5.xml><?xml version="1.0" encoding="utf-8"?>
-<w:ftr xmlns:wpc="http://schemas.microsoft.com/office/word/2010/wordprocessingCanvas" xmlns:cx="http://schemas.microsoft.com/office/drawing/2014/chartex" xmlns:cx1="http://schemas.microsoft.com/office/drawing/2015/9/8/chartex" xmlns:cx2="http://schemas.microsoft.com/office/drawing/2015/10/21/chartex" xmlns:cx3="http://schemas.microsoft.com/office/drawing/2016/5/9/chartex" xmlns:cx4="http://schemas.microsoft.com/office/drawing/2016/5/10/chartex" xmlns:cx5="http://schemas.microsoft.com/office/drawing/2016/5/11/chartex" xmlns:cx6="http://schemas.microsoft.com/office/drawing/2016/5/12/chartex" xmlns:cx7="http://schemas.microsoft.com/office/drawing/2016/5/13/chartex" xmlns:cx8="http://schemas.microsoft.com/office/drawing/2016/5/14/chartex" xmlns:mc="http://schemas.openxmlformats.org/markup-compatibility/2006" xmlns:aink="http://schemas.microsoft.com/office/drawing/2016/ink" xmlns:am3d="http://schemas.microsoft.com/office/drawing/2017/model3d" xmlns:o="urn:schemas-microsoft-com:office:office" xmlns:oel="http://schemas.microsoft.com/office/2019/extlst" xmlns:r="http://schemas.openxmlformats.org/officeDocument/2006/relationships" xmlns:m="http://schemas.openxmlformats.org/officeDocument/2006/math" xmlns:v="urn:schemas-microsoft-com:vml" xmlns:wp14="http://schemas.microsoft.com/office/word/2010/wordprocessingDrawing" xmlns:wp="http://schemas.openxmlformats.org/drawingml/2006/wordprocessingDrawing" xmlns:w10="urn:schemas-microsoft-com:office:word" xmlns:w="http://schemas.openxmlformats.org/wordprocessingml/2006/main" xmlns:w14="http://schemas.microsoft.com/office/word/2010/wordml" xmlns:w15="http://schemas.microsoft.com/office/word/2012/wordml" xmlns:w16cex="http://schemas.microsoft.com/office/word/2018/wordml/cex" xmlns:w16cid="http://schemas.microsoft.com/office/word/2016/wordml/cid" xmlns:w16="http://schemas.microsoft.com/office/word/2018/wordml" xmlns:w16du="http://schemas.microsoft.com/office/word/2023/wordml/word16du" xmlns:w16sdtdh="http://schemas.microsoft.com/office/word/2020/wordml/sdtdatahash" xmlns:w16sdtfl="http://schemas.microsoft.com/office/word/2024/wordml/sdtformatlock" xmlns:w16se="http://schemas.microsoft.com/office/word/2015/wordml/symex" xmlns:wpg="http://schemas.microsoft.com/office/word/2010/wordprocessingGroup" xmlns:wpi="http://schemas.microsoft.com/office/word/2010/wordprocessingInk" xmlns:wne="http://schemas.microsoft.com/office/word/2006/wordml" xmlns:wps="http://schemas.microsoft.com/office/word/2010/wordprocessingShape" mc:Ignorable="w14 w15 w16se w16cid w16 w16cex w16sdtdh w16sdtfl w16du wp14">
-  <w:sdt>
-    <w:sdtPr>
-      <w:id w:val="-815874332"/>
-      <w:docPartObj>
-        <w:docPartGallery w:val="Page Numbers (Bottom of Page)"/>
-        <w:docPartUnique/>
-      </w:docPartObj>
-    </w:sdtPr>
-    <w:sdtEndPr>
+      <w:spacing w:before="0" w:after="0" w:line="240" w:lineRule="auto"/>
+      <w:jc w:val="left"/>
       <w:rPr>
-        <w:noProof/>
+        <w:sz w:val="18"/>
+        <w:szCs w:val="18"/>
       </w:rPr>
-    </w:sdtEndPr>
-    <w:sdtContent>
-      <w:p>
-        <w:pPr>
-          <w:pStyle w:val="Footer"/>
-          <w:jc w:val="right"/>
-        </w:pPr>
-        <w:r>
-          <w:fldChar w:fldCharType="begin"/>
-        </w:r>
-        <w:r>
-          <w:instrText xml:space="preserve"> PAGE   \* MERGEFORMAT </w:instrText>
-        </w:r>
-        <w:r>
-          <w:fldChar w:fldCharType="separate"/>
-        </w:r>
-        <w:r>
-          <w:rPr>
-            <w:noProof/>
-          </w:rPr>
-          <w:t>2</w:t>
-        </w:r>
-        <w:r>
-          <w:rPr>
-            <w:noProof/>
-          </w:rPr>
-          <w:fldChar w:fldCharType="end"/>
-        </w:r>
-      </w:p>
-    </w:sdtContent>
-  </w:sdt>
-</w:ftr>
-</file>
-
-<file path=word/footer6.xml><?xml version="1.0" encoding="utf-8"?>
-<w:ftr xmlns:wpc="http://schemas.microsoft.com/office/word/2010/wordprocessingCanvas" xmlns:cx="http://schemas.microsoft.com/office/drawing/2014/chartex" xmlns:cx1="http://schemas.microsoft.com/office/drawing/2015/9/8/chartex" xmlns:cx2="http://schemas.microsoft.com/office/drawing/2015/10/21/chartex" xmlns:cx3="http://schemas.microsoft.com/office/drawing/2016/5/9/chartex" xmlns:cx4="http://schemas.microsoft.com/office/drawing/2016/5/10/chartex" xmlns:cx5="http://schemas.microsoft.com/office/drawing/2016/5/11/chartex" xmlns:cx6="http://schemas.microsoft.com/office/drawing/2016/5/12/chartex" xmlns:cx7="http://schemas.microsoft.com/office/drawing/2016/5/13/chartex" xmlns:cx8="http://schemas.microsoft.com/office/drawing/2016/5/14/chartex" xmlns:mc="http://schemas.openxmlformats.org/markup-compatibility/2006" xmlns:aink="http://schemas.microsoft.com/office/drawing/2016/ink" xmlns:am3d="http://schemas.microsoft.com/office/drawing/2017/model3d" xmlns:o="urn:schemas-microsoft-com:office:office" xmlns:oel="http://schemas.microsoft.com/office/2019/extlst" xmlns:r="http://schemas.openxmlformats.org/officeDocument/2006/relationships" xmlns:m="http://schemas.openxmlformats.org/officeDocument/2006/math" xmlns:v="urn:schemas-microsoft-com:vml" xmlns:wp14="http://schemas.microsoft.com/office/word/2010/wordprocessingDrawing" xmlns:wp="http://schemas.openxmlformats.org/drawingml/2006/wordprocessingDrawing" xmlns:w10="urn:schemas-microsoft-com:office:word" xmlns:w="http://schemas.openxmlformats.org/wordprocessingml/2006/main" xmlns:w14="http://schemas.microsoft.com/office/word/2010/wordml" xmlns:w15="http://schemas.microsoft.com/office/word/2012/wordml" xmlns:w16cex="http://schemas.microsoft.com/office/word/2018/wordml/cex" xmlns:w16cid="http://schemas.microsoft.com/office/word/2016/wordml/cid" xmlns:w16="http://schemas.microsoft.com/office/word/2018/wordml" xmlns:w16du="http://schemas.microsoft.com/office/word/2023/wordml/word16du" xmlns:w16sdtdh="http://schemas.microsoft.com/office/word/2020/wordml/sdtdatahash" xmlns:w16sdtfl="http://schemas.microsoft.com/office/word/2024/wordml/sdtformatlock" xmlns:w16se="http://schemas.microsoft.com/office/word/2015/wordml/symex" xmlns:wpg="http://schemas.microsoft.com/office/word/2010/wordprocessingGroup" xmlns:wpi="http://schemas.microsoft.com/office/word/2010/wordprocessingInk" xmlns:wne="http://schemas.microsoft.com/office/word/2006/wordml" xmlns:wps="http://schemas.microsoft.com/office/word/2010/wordprocessingShape" mc:Ignorable="w14 w15 w16se w16cid w16 w16cex w16sdtdh w16sdtfl w16du wp14">
-  <w:p>
-    <w:pPr>
-      <w:pStyle w:val="Footer"/>
     </w:pPr>
   </w:p>
 </w:ftr>
@@ -4576,61 +4696,175 @@
 </file>
 
 <file path=word/header1.xml><?xml version="1.0" encoding="utf-8"?>
-<w:hdr xmlns:wpc="http://schemas.microsoft.com/office/word/2010/wordprocessingCanvas" xmlns:cx="http://schemas.microsoft.com/office/drawing/2014/chartex" xmlns:cx1="http://schemas.microsoft.com/office/drawing/2015/9/8/chartex" xmlns:cx2="http://schemas.microsoft.com/office/drawing/2015/10/21/chartex" xmlns:cx3="http://schemas.microsoft.com/office/drawing/2016/5/9/chartex" xmlns:cx4="http://schemas.microsoft.com/office/drawing/2016/5/10/chartex" xmlns:cx5="http://schemas.microsoft.com/office/drawing/2016/5/11/chartex" xmlns:cx6="http://schemas.microsoft.com/office/drawing/2016/5/12/chartex" xmlns:cx7="http://schemas.microsoft.com/office/drawing/2016/5/13/chartex" xmlns:cx8="http://schemas.microsoft.com/office/drawing/2016/5/14/chartex" xmlns:mc="http://schemas.openxmlformats.org/markup-compatibility/2006" xmlns:aink="http://schemas.microsoft.com/office/drawing/2016/ink" xmlns:am3d="http://schemas.microsoft.com/office/drawing/2017/model3d" xmlns:o="urn:schemas-microsoft-com:office:office" xmlns:oel="http://schemas.microsoft.com/office/2019/extlst" xmlns:r="http://schemas.openxmlformats.org/officeDocument/2006/relationships" xmlns:m="http://schemas.openxmlformats.org/officeDocument/2006/math" xmlns:v="urn:schemas-microsoft-com:vml" xmlns:wp14="http://schemas.microsoft.com/office/word/2010/wordprocessingDrawing" xmlns:wp="http://schemas.openxmlformats.org/drawingml/2006/wordprocessingDrawing" xmlns:w10="urn:schemas-microsoft-com:office:word" xmlns:w="http://schemas.openxmlformats.org/wordprocessingml/2006/main" xmlns:w14="http://schemas.microsoft.com/office/word/2010/wordml" xmlns:w15="http://schemas.microsoft.com/office/word/2012/wordml" xmlns:w16cex="http://schemas.microsoft.com/office/word/2018/wordml/cex" xmlns:w16cid="http://schemas.microsoft.com/office/word/2016/wordml/cid" xmlns:w16="http://schemas.microsoft.com/office/word/2018/wordml" xmlns:w16du="http://schemas.microsoft.com/office/word/2023/wordml/word16du" xmlns:w16sdtdh="http://schemas.microsoft.com/office/word/2020/wordml/sdtdatahash" xmlns:w16sdtfl="http://schemas.microsoft.com/office/word/2024/wordml/sdtformatlock" xmlns:w16se="http://schemas.microsoft.com/office/word/2015/wordml/symex" xmlns:wpg="http://schemas.microsoft.com/office/word/2010/wordprocessingGroup" xmlns:wpi="http://schemas.microsoft.com/office/word/2010/wordprocessingInk" xmlns:wne="http://schemas.microsoft.com/office/word/2006/wordml" xmlns:wps="http://schemas.microsoft.com/office/word/2010/wordprocessingShape" mc:Ignorable="w14 w15 w16se w16cid w16 w16cex w16sdtdh w16sdtfl w16du wp14">
+<w:hdr xmlns:w="http://schemas.openxmlformats.org/wordprocessingml/2006/main" xmlns:r="http://schemas.openxmlformats.org/officeDocument/2006/relationships">
   <w:p>
     <w:pPr>
-      <w:pStyle w:val="Header"/>
+      <w:spacing w:before="0" w:after="0" w:line="240" w:lineRule="auto"/>
+      <w:jc w:val="left"/>
+      <w:rPr>
+        <w:sz w:val="18"/>
+        <w:szCs w:val="18"/>
+      </w:rPr>
     </w:pPr>
+    <w:r>
+      <w:rPr>
+        <w:sz w:val="18"/>
+        <w:szCs w:val="18"/>
+      </w:rPr>
+      <w:t xml:space="preserve">WILL OF </w:t>
+    </w:r>
+    <w:r>
+      <w:rPr>
+        <w:caps/>
+        <w:sz w:val="18"/>
+        <w:szCs w:val="18"/>
+      </w:rPr>
+      <w:t xml:space="preserve">&lt;&lt; Matter.Client.Name &gt;&gt;</w:t>
+    </w:r>
   </w:p>
 </w:hdr>
 </file>
 
 <file path=word/header2.xml><?xml version="1.0" encoding="utf-8"?>
-<w:hdr xmlns:wpc="http://schemas.microsoft.com/office/word/2010/wordprocessingCanvas" xmlns:cx="http://schemas.microsoft.com/office/drawing/2014/chartex" xmlns:cx1="http://schemas.microsoft.com/office/drawing/2015/9/8/chartex" xmlns:cx2="http://schemas.microsoft.com/office/drawing/2015/10/21/chartex" xmlns:cx3="http://schemas.microsoft.com/office/drawing/2016/5/9/chartex" xmlns:cx4="http://schemas.microsoft.com/office/drawing/2016/5/10/chartex" xmlns:cx5="http://schemas.microsoft.com/office/drawing/2016/5/11/chartex" xmlns:cx6="http://schemas.microsoft.com/office/drawing/2016/5/12/chartex" xmlns:cx7="http://schemas.microsoft.com/office/drawing/2016/5/13/chartex" xmlns:cx8="http://schemas.microsoft.com/office/drawing/2016/5/14/chartex" xmlns:mc="http://schemas.openxmlformats.org/markup-compatibility/2006" xmlns:aink="http://schemas.microsoft.com/office/drawing/2016/ink" xmlns:am3d="http://schemas.microsoft.com/office/drawing/2017/model3d" xmlns:o="urn:schemas-microsoft-com:office:office" xmlns:oel="http://schemas.microsoft.com/office/2019/extlst" xmlns:r="http://schemas.openxmlformats.org/officeDocument/2006/relationships" xmlns:m="http://schemas.openxmlformats.org/officeDocument/2006/math" xmlns:v="urn:schemas-microsoft-com:vml" xmlns:wp14="http://schemas.microsoft.com/office/word/2010/wordprocessingDrawing" xmlns:wp="http://schemas.openxmlformats.org/drawingml/2006/wordprocessingDrawing" xmlns:w10="urn:schemas-microsoft-com:office:word" xmlns:w="http://schemas.openxmlformats.org/wordprocessingml/2006/main" xmlns:w14="http://schemas.microsoft.com/office/word/2010/wordml" xmlns:w15="http://schemas.microsoft.com/office/word/2012/wordml" xmlns:w16cex="http://schemas.microsoft.com/office/word/2018/wordml/cex" xmlns:w16cid="http://schemas.microsoft.com/office/word/2016/wordml/cid" xmlns:w16="http://schemas.microsoft.com/office/word/2018/wordml" xmlns:w16du="http://schemas.microsoft.com/office/word/2023/wordml/word16du" xmlns:w16sdtdh="http://schemas.microsoft.com/office/word/2020/wordml/sdtdatahash" xmlns:w16sdtfl="http://schemas.microsoft.com/office/word/2024/wordml/sdtformatlock" xmlns:w16se="http://schemas.microsoft.com/office/word/2015/wordml/symex" xmlns:wpg="http://schemas.microsoft.com/office/word/2010/wordprocessingGroup" xmlns:wpi="http://schemas.microsoft.com/office/word/2010/wordprocessingInk" xmlns:wne="http://schemas.microsoft.com/office/word/2006/wordml" xmlns:wps="http://schemas.microsoft.com/office/word/2010/wordprocessingShape" mc:Ignorable="w14 w15 w16se w16cid w16 w16cex w16sdtdh w16sdtfl w16du wp14">
+<w:hdr xmlns:w="http://schemas.openxmlformats.org/wordprocessingml/2006/main" xmlns:r="http://schemas.openxmlformats.org/officeDocument/2006/relationships">
   <w:p>
     <w:pPr>
-      <w:pStyle w:val="Header"/>
+      <w:tabs>
+        <w:tab w:val="right" w:pos="9630"/>
+      </w:tabs>
+      <w:spacing w:before="0" w:after="0" w:line="240" w:lineRule="auto"/>
+      <w:jc w:val="left"/>
+      <w:rPr>
+        <w:sz w:val="18"/>
+        <w:szCs w:val="18"/>
+      </w:rPr>
     </w:pPr>
-  </w:p>
-</w:hdr>
-</file>
-
-<file path=word/header3.xml><?xml version="1.0" encoding="utf-8"?>
-<w:hdr xmlns:wpc="http://schemas.microsoft.com/office/word/2010/wordprocessingCanvas" xmlns:cx="http://schemas.microsoft.com/office/drawing/2014/chartex" xmlns:cx1="http://schemas.microsoft.com/office/drawing/2015/9/8/chartex" xmlns:cx2="http://schemas.microsoft.com/office/drawing/2015/10/21/chartex" xmlns:cx3="http://schemas.microsoft.com/office/drawing/2016/5/9/chartex" xmlns:cx4="http://schemas.microsoft.com/office/drawing/2016/5/10/chartex" xmlns:cx5="http://schemas.microsoft.com/office/drawing/2016/5/11/chartex" xmlns:cx6="http://schemas.microsoft.com/office/drawing/2016/5/12/chartex" xmlns:cx7="http://schemas.microsoft.com/office/drawing/2016/5/13/chartex" xmlns:cx8="http://schemas.microsoft.com/office/drawing/2016/5/14/chartex" xmlns:mc="http://schemas.openxmlformats.org/markup-compatibility/2006" xmlns:aink="http://schemas.microsoft.com/office/drawing/2016/ink" xmlns:am3d="http://schemas.microsoft.com/office/drawing/2017/model3d" xmlns:o="urn:schemas-microsoft-com:office:office" xmlns:oel="http://schemas.microsoft.com/office/2019/extlst" xmlns:r="http://schemas.openxmlformats.org/officeDocument/2006/relationships" xmlns:m="http://schemas.openxmlformats.org/officeDocument/2006/math" xmlns:v="urn:schemas-microsoft-com:vml" xmlns:wp14="http://schemas.microsoft.com/office/word/2010/wordprocessingDrawing" xmlns:wp="http://schemas.openxmlformats.org/drawingml/2006/wordprocessingDrawing" xmlns:w10="urn:schemas-microsoft-com:office:word" xmlns:w="http://schemas.openxmlformats.org/wordprocessingml/2006/main" xmlns:w14="http://schemas.microsoft.com/office/word/2010/wordml" xmlns:w15="http://schemas.microsoft.com/office/word/2012/wordml" xmlns:w16cex="http://schemas.microsoft.com/office/word/2018/wordml/cex" xmlns:w16cid="http://schemas.microsoft.com/office/word/2016/wordml/cid" xmlns:w16="http://schemas.microsoft.com/office/word/2018/wordml" xmlns:w16du="http://schemas.microsoft.com/office/word/2023/wordml/word16du" xmlns:w16sdtdh="http://schemas.microsoft.com/office/word/2020/wordml/sdtdatahash" xmlns:w16sdtfl="http://schemas.microsoft.com/office/word/2024/wordml/sdtformatlock" xmlns:w16se="http://schemas.microsoft.com/office/word/2015/wordml/symex" xmlns:wpg="http://schemas.microsoft.com/office/word/2010/wordprocessingGroup" xmlns:wpi="http://schemas.microsoft.com/office/word/2010/wordprocessingInk" xmlns:wne="http://schemas.microsoft.com/office/word/2006/wordml" xmlns:wps="http://schemas.microsoft.com/office/word/2010/wordprocessingShape" mc:Ignorable="w14 w15 w16se w16cid w16 w16cex w16sdtdh w16sdtfl w16du wp14">
-  <w:p>
-    <w:pPr>
-      <w:pStyle w:val="Header"/>
-    </w:pPr>
-  </w:p>
-</w:hdr>
-</file>
-
-<file path=word/header4.xml><?xml version="1.0" encoding="utf-8"?>
-<w:hdr xmlns:wpc="http://schemas.microsoft.com/office/word/2010/wordprocessingCanvas" xmlns:cx="http://schemas.microsoft.com/office/drawing/2014/chartex" xmlns:cx1="http://schemas.microsoft.com/office/drawing/2015/9/8/chartex" xmlns:cx2="http://schemas.microsoft.com/office/drawing/2015/10/21/chartex" xmlns:cx3="http://schemas.microsoft.com/office/drawing/2016/5/9/chartex" xmlns:cx4="http://schemas.microsoft.com/office/drawing/2016/5/10/chartex" xmlns:cx5="http://schemas.microsoft.com/office/drawing/2016/5/11/chartex" xmlns:cx6="http://schemas.microsoft.com/office/drawing/2016/5/12/chartex" xmlns:cx7="http://schemas.microsoft.com/office/drawing/2016/5/13/chartex" xmlns:cx8="http://schemas.microsoft.com/office/drawing/2016/5/14/chartex" xmlns:mc="http://schemas.openxmlformats.org/markup-compatibility/2006" xmlns:aink="http://schemas.microsoft.com/office/drawing/2016/ink" xmlns:am3d="http://schemas.microsoft.com/office/drawing/2017/model3d" xmlns:o="urn:schemas-microsoft-com:office:office" xmlns:oel="http://schemas.microsoft.com/office/2019/extlst" xmlns:r="http://schemas.openxmlformats.org/officeDocument/2006/relationships" xmlns:m="http://schemas.openxmlformats.org/officeDocument/2006/math" xmlns:v="urn:schemas-microsoft-com:vml" xmlns:wp14="http://schemas.microsoft.com/office/word/2010/wordprocessingDrawing" xmlns:wp="http://schemas.openxmlformats.org/drawingml/2006/wordprocessingDrawing" xmlns:w10="urn:schemas-microsoft-com:office:word" xmlns:w="http://schemas.openxmlformats.org/wordprocessingml/2006/main" xmlns:w14="http://schemas.microsoft.com/office/word/2010/wordml" xmlns:w15="http://schemas.microsoft.com/office/word/2012/wordml" xmlns:w16cex="http://schemas.microsoft.com/office/word/2018/wordml/cex" xmlns:w16cid="http://schemas.microsoft.com/office/word/2016/wordml/cid" xmlns:w16="http://schemas.microsoft.com/office/word/2018/wordml" xmlns:w16du="http://schemas.microsoft.com/office/word/2023/wordml/word16du" xmlns:w16sdtdh="http://schemas.microsoft.com/office/word/2020/wordml/sdtdatahash" xmlns:w16sdtfl="http://schemas.microsoft.com/office/word/2024/wordml/sdtformatlock" xmlns:w16se="http://schemas.microsoft.com/office/word/2015/wordml/symex" xmlns:wpg="http://schemas.microsoft.com/office/word/2010/wordprocessingGroup" xmlns:wpi="http://schemas.microsoft.com/office/word/2010/wordprocessingInk" xmlns:wne="http://schemas.microsoft.com/office/word/2006/wordml" xmlns:wps="http://schemas.microsoft.com/office/word/2010/wordprocessingShape" mc:Ignorable="w14 w15 w16se w16cid w16 w16cex w16sdtdh w16sdtfl w16du wp14">
-  <w:p>
-    <w:pPr>
-      <w:pStyle w:val="Header"/>
-    </w:pPr>
-  </w:p>
-</w:hdr>
-</file>
-
-<file path=word/header5.xml><?xml version="1.0" encoding="utf-8"?>
-<w:hdr xmlns:wpc="http://schemas.microsoft.com/office/word/2010/wordprocessingCanvas" xmlns:cx="http://schemas.microsoft.com/office/drawing/2014/chartex" xmlns:cx1="http://schemas.microsoft.com/office/drawing/2015/9/8/chartex" xmlns:cx2="http://schemas.microsoft.com/office/drawing/2015/10/21/chartex" xmlns:cx3="http://schemas.microsoft.com/office/drawing/2016/5/9/chartex" xmlns:cx4="http://schemas.microsoft.com/office/drawing/2016/5/10/chartex" xmlns:cx5="http://schemas.microsoft.com/office/drawing/2016/5/11/chartex" xmlns:cx6="http://schemas.microsoft.com/office/drawing/2016/5/12/chartex" xmlns:cx7="http://schemas.microsoft.com/office/drawing/2016/5/13/chartex" xmlns:cx8="http://schemas.microsoft.com/office/drawing/2016/5/14/chartex" xmlns:mc="http://schemas.openxmlformats.org/markup-compatibility/2006" xmlns:aink="http://schemas.microsoft.com/office/drawing/2016/ink" xmlns:am3d="http://schemas.microsoft.com/office/drawing/2017/model3d" xmlns:o="urn:schemas-microsoft-com:office:office" xmlns:oel="http://schemas.microsoft.com/office/2019/extlst" xmlns:r="http://schemas.openxmlformats.org/officeDocument/2006/relationships" xmlns:m="http://schemas.openxmlformats.org/officeDocument/2006/math" xmlns:v="urn:schemas-microsoft-com:vml" xmlns:wp14="http://schemas.microsoft.com/office/word/2010/wordprocessingDrawing" xmlns:wp="http://schemas.openxmlformats.org/drawingml/2006/wordprocessingDrawing" xmlns:w10="urn:schemas-microsoft-com:office:word" xmlns:w="http://schemas.openxmlformats.org/wordprocessingml/2006/main" xmlns:w14="http://schemas.microsoft.com/office/word/2010/wordml" xmlns:w15="http://schemas.microsoft.com/office/word/2012/wordml" xmlns:w16cex="http://schemas.microsoft.com/office/word/2018/wordml/cex" xmlns:w16cid="http://schemas.microsoft.com/office/word/2016/wordml/cid" xmlns:w16="http://schemas.microsoft.com/office/word/2018/wordml" xmlns:w16du="http://schemas.microsoft.com/office/word/2023/wordml/word16du" xmlns:w16sdtdh="http://schemas.microsoft.com/office/word/2020/wordml/sdtdatahash" xmlns:w16sdtfl="http://schemas.microsoft.com/office/word/2024/wordml/sdtformatlock" xmlns:w16se="http://schemas.microsoft.com/office/word/2015/wordml/symex" xmlns:wpg="http://schemas.microsoft.com/office/word/2010/wordprocessingGroup" xmlns:wpi="http://schemas.microsoft.com/office/word/2010/wordprocessingInk" xmlns:wne="http://schemas.microsoft.com/office/word/2006/wordml" xmlns:wps="http://schemas.microsoft.com/office/word/2010/wordprocessingShape" mc:Ignorable="w14 w15 w16se w16cid w16 w16cex w16sdtdh w16sdtfl w16du wp14">
-  <w:p>
-    <w:pPr>
-      <w:pStyle w:val="Header"/>
-    </w:pPr>
-  </w:p>
-</w:hdr>
-</file>
-
-<file path=word/header6.xml><?xml version="1.0" encoding="utf-8"?>
-<w:hdr xmlns:wpc="http://schemas.microsoft.com/office/word/2010/wordprocessingCanvas" xmlns:cx="http://schemas.microsoft.com/office/drawing/2014/chartex" xmlns:cx1="http://schemas.microsoft.com/office/drawing/2015/9/8/chartex" xmlns:cx2="http://schemas.microsoft.com/office/drawing/2015/10/21/chartex" xmlns:cx3="http://schemas.microsoft.com/office/drawing/2016/5/9/chartex" xmlns:cx4="http://schemas.microsoft.com/office/drawing/2016/5/10/chartex" xmlns:cx5="http://schemas.microsoft.com/office/drawing/2016/5/11/chartex" xmlns:cx6="http://schemas.microsoft.com/office/drawing/2016/5/12/chartex" xmlns:cx7="http://schemas.microsoft.com/office/drawing/2016/5/13/chartex" xmlns:cx8="http://schemas.microsoft.com/office/drawing/2016/5/14/chartex" xmlns:mc="http://schemas.openxmlformats.org/markup-compatibility/2006" xmlns:aink="http://schemas.microsoft.com/office/drawing/2016/ink" xmlns:am3d="http://schemas.microsoft.com/office/drawing/2017/model3d" xmlns:o="urn:schemas-microsoft-com:office:office" xmlns:oel="http://schemas.microsoft.com/office/2019/extlst" xmlns:r="http://schemas.openxmlformats.org/officeDocument/2006/relationships" xmlns:m="http://schemas.openxmlformats.org/officeDocument/2006/math" xmlns:v="urn:schemas-microsoft-com:vml" xmlns:wp14="http://schemas.microsoft.com/office/word/2010/wordprocessingDrawing" xmlns:wp="http://schemas.openxmlformats.org/drawingml/2006/wordprocessingDrawing" xmlns:w10="urn:schemas-microsoft-com:office:word" xmlns:w="http://schemas.openxmlformats.org/wordprocessingml/2006/main" xmlns:w14="http://schemas.microsoft.com/office/word/2010/wordml" xmlns:w15="http://schemas.microsoft.com/office/word/2012/wordml" xmlns:w16cex="http://schemas.microsoft.com/office/word/2018/wordml/cex" xmlns:w16cid="http://schemas.microsoft.com/office/word/2016/wordml/cid" xmlns:w16="http://schemas.microsoft.com/office/word/2018/wordml" xmlns:w16du="http://schemas.microsoft.com/office/word/2023/wordml/word16du" xmlns:w16sdtdh="http://schemas.microsoft.com/office/word/2020/wordml/sdtdatahash" xmlns:w16sdtfl="http://schemas.microsoft.com/office/word/2024/wordml/sdtformatlock" xmlns:w16se="http://schemas.microsoft.com/office/word/2015/wordml/symex" xmlns:wpg="http://schemas.microsoft.com/office/word/2010/wordprocessingGroup" xmlns:wpi="http://schemas.microsoft.com/office/word/2010/wordprocessingInk" xmlns:wne="http://schemas.microsoft.com/office/word/2006/wordml" xmlns:wps="http://schemas.microsoft.com/office/word/2010/wordprocessingShape" mc:Ignorable="w14 w15 w16se w16cid w16 w16cex w16sdtdh w16sdtfl w16du wp14">
-  <w:p>
-    <w:pPr>
-      <w:pStyle w:val="Header"/>
-    </w:pPr>
+    <w:r>
+      <w:rPr>
+        <w:sz w:val="18"/>
+        <w:szCs w:val="18"/>
+      </w:rPr>
+      <w:t xml:space="preserve">WILL OF </w:t>
+    </w:r>
+    <w:r>
+      <w:rPr>
+        <w:caps/>
+        <w:sz w:val="18"/>
+        <w:szCs w:val="18"/>
+      </w:rPr>
+      <w:t xml:space="preserve">&lt;&lt; Matter.Client.Name &gt;&gt;</w:t>
+    </w:r>
+    <w:r>
+      <w:rPr>
+        <w:sz w:val="18"/>
+        <w:szCs w:val="18"/>
+      </w:rPr>
+      <w:tab/>
+    </w:r>
+    <w:r>
+      <w:rPr>
+        <w:sz w:val="18"/>
+        <w:szCs w:val="18"/>
+      </w:rPr>
+      <w:t xml:space="preserve">Page </w:t>
+    </w:r>
+    <w:r>
+      <w:rPr>
+        <w:b/>
+        <w:bCs/>
+        <w:sz w:val="18"/>
+        <w:szCs w:val="18"/>
+      </w:rPr>
+      <w:fldChar w:fldCharType="begin"/>
+    </w:r>
+    <w:r>
+      <w:rPr>
+        <w:b/>
+        <w:bCs/>
+        <w:sz w:val="18"/>
+        <w:szCs w:val="18"/>
+      </w:rPr>
+      <w:instrText xml:space="preserve"> PAGE </w:instrText>
+    </w:r>
+    <w:r>
+      <w:rPr>
+        <w:b/>
+        <w:bCs/>
+        <w:sz w:val="18"/>
+        <w:szCs w:val="18"/>
+      </w:rPr>
+      <w:fldChar w:fldCharType="separate"/>
+    </w:r>
+    <w:r>
+      <w:rPr>
+        <w:b/>
+        <w:bCs/>
+        <w:sz w:val="18"/>
+        <w:szCs w:val="18"/>
+      </w:rPr>
+      <w:t>1</w:t>
+    </w:r>
+    <w:r>
+      <w:rPr>
+        <w:b/>
+        <w:bCs/>
+        <w:sz w:val="18"/>
+        <w:szCs w:val="18"/>
+      </w:rPr>
+      <w:fldChar w:fldCharType="end"/>
+    </w:r>
+    <w:r>
+      <w:rPr>
+        <w:sz w:val="18"/>
+        <w:szCs w:val="18"/>
+      </w:rPr>
+      <w:t xml:space="preserve"> of </w:t>
+    </w:r>
+    <w:r>
+      <w:rPr>
+        <w:b/>
+        <w:bCs/>
+        <w:sz w:val="18"/>
+        <w:szCs w:val="18"/>
+      </w:rPr>
+      <w:fldChar w:fldCharType="begin"/>
+    </w:r>
+    <w:r>
+      <w:rPr>
+        <w:b/>
+        <w:bCs/>
+        <w:sz w:val="18"/>
+        <w:szCs w:val="18"/>
+      </w:rPr>
+      <w:instrText xml:space="preserve"> SECTIONPAGES </w:instrText>
+    </w:r>
+    <w:r>
+      <w:rPr>
+        <w:b/>
+        <w:bCs/>
+        <w:sz w:val="18"/>
+        <w:szCs w:val="18"/>
+      </w:rPr>
+      <w:fldChar w:fldCharType="separate"/>
+    </w:r>
+    <w:r>
+      <w:rPr>
+        <w:b/>
+        <w:bCs/>
+        <w:sz w:val="18"/>
+        <w:szCs w:val="18"/>
+      </w:rPr>
+      <w:t>1</w:t>
+    </w:r>
+    <w:r>
+      <w:rPr>
+        <w:b/>
+        <w:bCs/>
+        <w:sz w:val="18"/>
+        <w:szCs w:val="18"/>
+      </w:rPr>
+      <w:fldChar w:fldCharType="end"/>
+    </w:r>
   </w:p>
 </w:hdr>
 </file>
